--- a/klagomål/A 62684-2025 FSC-klagomål.docx
+++ b/klagomål/A 62684-2025 FSC-klagomål.docx
@@ -855,7 +855,7 @@
     <w:r>
       <w:tab/>
       <w:tab/>
-      <w:t>2025-12-19</w:t>
+      <w:t>2025-12-20</w:t>
       <w:br/>
       <w:br/>
     </w:r>

--- a/klagomål/A 62684-2025 FSC-klagomål.docx
+++ b/klagomål/A 62684-2025 FSC-klagomål.docx
@@ -855,7 +855,7 @@
     <w:r>
       <w:tab/>
       <w:tab/>
-      <w:t>2025-12-20</w:t>
+      <w:t>2025-12-21</w:t>
       <w:br/>
       <w:br/>
     </w:r>

--- a/klagomål/A 62684-2025 FSC-klagomål.docx
+++ b/klagomål/A 62684-2025 FSC-klagomål.docx
@@ -855,7 +855,7 @@
     <w:r>
       <w:tab/>
       <w:tab/>
-      <w:t>2025-12-21</w:t>
+      <w:t>2025-12-22</w:t>
       <w:br/>
       <w:br/>
     </w:r>

--- a/klagomål/A 62684-2025 FSC-klagomål.docx
+++ b/klagomål/A 62684-2025 FSC-klagomål.docx
@@ -855,7 +855,7 @@
     <w:r>
       <w:tab/>
       <w:tab/>
-      <w:t>2025-12-22</w:t>
+      <w:t>2025-12-26</w:t>
       <w:br/>
       <w:br/>
     </w:r>

--- a/klagomål/A 62684-2025 FSC-klagomål.docx
+++ b/klagomål/A 62684-2025 FSC-klagomål.docx
@@ -855,7 +855,7 @@
     <w:r>
       <w:tab/>
       <w:tab/>
-      <w:t>2026-01-03</w:t>
+      <w:t>2026-01-04</w:t>
       <w:br/>
       <w:br/>
     </w:r>

--- a/klagomål/A 62684-2025 FSC-klagomål.docx
+++ b/klagomål/A 62684-2025 FSC-klagomål.docx
@@ -855,7 +855,7 @@
     <w:r>
       <w:tab/>
       <w:tab/>
-      <w:t>2026-01-07</w:t>
+      <w:t>2026-01-08</w:t>
       <w:br/>
       <w:br/>
     </w:r>

--- a/klagomål/A 62684-2025 FSC-klagomål.docx
+++ b/klagomål/A 62684-2025 FSC-klagomål.docx
@@ -855,7 +855,7 @@
     <w:r>
       <w:tab/>
       <w:tab/>
-      <w:t>2026-01-08</w:t>
+      <w:t>2026-01-09</w:t>
       <w:br/>
       <w:br/>
     </w:r>

--- a/klagomål/A 62684-2025 FSC-klagomål.docx
+++ b/klagomål/A 62684-2025 FSC-klagomål.docx
@@ -855,7 +855,7 @@
     <w:r>
       <w:tab/>
       <w:tab/>
-      <w:t>2026-01-09</w:t>
+      <w:t>2026-01-10</w:t>
       <w:br/>
       <w:br/>
     </w:r>

--- a/klagomål/A 62684-2025 FSC-klagomål.docx
+++ b/klagomål/A 62684-2025 FSC-klagomål.docx
@@ -855,7 +855,7 @@
     <w:r>
       <w:tab/>
       <w:tab/>
-      <w:t>2026-01-10</w:t>
+      <w:t>2026-01-11</w:t>
       <w:br/>
       <w:br/>
     </w:r>

--- a/klagomål/A 62684-2025 FSC-klagomål.docx
+++ b/klagomål/A 62684-2025 FSC-klagomål.docx
@@ -855,7 +855,7 @@
     <w:r>
       <w:tab/>
       <w:tab/>
-      <w:t>2026-01-11</w:t>
+      <w:t>2026-01-12</w:t>
       <w:br/>
       <w:br/>
     </w:r>

--- a/klagomål/A 62684-2025 FSC-klagomål.docx
+++ b/klagomål/A 62684-2025 FSC-klagomål.docx
@@ -855,7 +855,7 @@
     <w:r>
       <w:tab/>
       <w:tab/>
-      <w:t>2026-01-12</w:t>
+      <w:t>2026-01-13</w:t>
       <w:br/>
       <w:br/>
     </w:r>

--- a/klagomål/A 62684-2025 FSC-klagomål.docx
+++ b/klagomål/A 62684-2025 FSC-klagomål.docx
@@ -855,7 +855,7 @@
     <w:r>
       <w:tab/>
       <w:tab/>
-      <w:t>2026-01-13</w:t>
+      <w:t>2026-01-14</w:t>
       <w:br/>
       <w:br/>
     </w:r>

--- a/klagomål/A 62684-2025 FSC-klagomål.docx
+++ b/klagomål/A 62684-2025 FSC-klagomål.docx
@@ -855,7 +855,7 @@
     <w:r>
       <w:tab/>
       <w:tab/>
-      <w:t>2026-01-14</w:t>
+      <w:t>2026-01-15</w:t>
       <w:br/>
       <w:br/>
     </w:r>

--- a/klagomål/A 62684-2025 FSC-klagomål.docx
+++ b/klagomål/A 62684-2025 FSC-klagomål.docx
@@ -855,7 +855,7 @@
     <w:r>
       <w:tab/>
       <w:tab/>
-      <w:t>2026-01-15</w:t>
+      <w:t>2026-01-16</w:t>
       <w:br/>
       <w:br/>
     </w:r>

--- a/klagomål/A 62684-2025 FSC-klagomål.docx
+++ b/klagomål/A 62684-2025 FSC-klagomål.docx
@@ -855,7 +855,7 @@
     <w:r>
       <w:tab/>
       <w:tab/>
-      <w:t>2026-01-16</w:t>
+      <w:t>2026-01-17</w:t>
       <w:br/>
       <w:br/>
     </w:r>

--- a/klagomål/A 62684-2025 FSC-klagomål.docx
+++ b/klagomål/A 62684-2025 FSC-klagomål.docx
@@ -163,7 +163,7 @@
         <w:pStyle w:val="Title"/>
       </w:pPr>
       <w:r>
-        <w:t>Inledande FSC- /PEFC-klagomål – information om höga naturvärden i avverkningsanmälan A 62684-2025 i Älvdalens kommun</w:t>
+        <w:t>Inledande FSC- /PEFC-klagomål – information om höga naturvärden och fridlysta arter i avverkningsanmälan A 62684-2025 i Älvdalens kommun</w:t>
       </w:r>
     </w:p>
     <w:p>
@@ -173,7 +173,7 @@
     </w:p>
     <w:p>
       <w:r>
-        <w:t>Nedan presenteras fynd av naturvårdsarter som gjorts i det avverkningsanmälda området, samt relevanta utdrag ur standarderna för FSC, Chain of Custody, Controlled Wood och PEFC. I BILAGA 1 finns artfakta om rödlistade arter.</w:t>
+        <w:t>Nedan presenteras fynd av naturvårdsarter och fridlysta arter som gjorts i det avverkningsanmälda området, samt relevanta utdrag ur standarderna för FSC, Chain of Custody, Controlled Wood och PEFC. I BILAGA 1 finns artfakta om fridlysta och rödlistade arter.</w:t>
       </w:r>
     </w:p>
     <w:p>
@@ -191,7 +191,7 @@
     </w:p>
     <w:p>
       <w:r>
-        <w:t>I avverkningsanmälan har följande 1 naturvårdsarter hittats: mindre märgborre (S). Arter som är signalarter enligt Skogsstyrelsen har markerats med (S).</w:t>
+        <w:t>I avverkningsanmälan har följande 5 naturvårdsarter hittats: garnlav (NT), spillkråka (NT, §4), talltita (NT, §4), grovticka (S) och mindre märgborre (S). Av dessa är 3 rödlistade. För rödlistade arter har rödlistekategorin angivits inom parentes. Arter som är signalarter enligt Skogsstyrelsen har markerats med (S). För fridlysta arter anges även paragrafen i Artskyddsförordningen som arten är fridlyst enligt.</w:t>
       </w:r>
     </w:p>
     <w:p>
@@ -251,6 +251,28 @@
         <w:rPr>
           <w:b/>
         </w:rPr>
+        <w:t>Garnlav (NT)</w:t>
+      </w:r>
+      <w:r>
+        <w:t xml:space="preserve"> är en utpräglad barrskogsart som ibland kan drapera träden i norrländska grannaturskogar med hög luftfuktighet. Den förekommer även i talldominerade bestånd där den, förutom i trädens grenverk, påträffas hängande över ojämnheter i tallbarken. Arten har minskat starkt i södra och mellersta Sverige och den minskar även i sitt nordliga utbredningsområde. Orsaken till tillbakagången beror främst på slutavverkningar av naturskogsartade skogar. Bestånd med riklig förekomst bör regelmässigt sparas. Garnlav är värdväxt för den mycket sällsynta och akut hotade fjärilen barrskogslavfly (CR) som hör hemma i boreala barrskogar med riklig förekomst av värdväxten. Tidigare kunde arten konstateras årligen på flera platser vid Dala-Floda i Dalarna innan lokalerna kalavverkades. Senaste fyndet i landet av barrskogslavfly är från år 2000 då den påträffades vid Högberget i Sollefteå kommun (SLU Artdatabanken, 2024).</w:t>
+      </w:r>
+    </w:p>
+    <w:p>
+      <w:r>
+        <w:rPr>
+          <w:b/>
+        </w:rPr>
+        <w:t>Grovticka</w:t>
+      </w:r>
+      <w:r>
+        <w:t xml:space="preserve"> är i skogslandskapet främst knuten till naturskogsartad äldre barrskog. Den är där en värdefull ”gammelskogsindikator” och påträffas mest vid tallar som är över 200 år gamla (Nitare &amp; Skogsstyrelsen, 2019).</w:t>
+      </w:r>
+    </w:p>
+    <w:p>
+      <w:r>
+        <w:rPr>
+          <w:b/>
+        </w:rPr>
         <w:t>Mindre märgborre</w:t>
       </w:r>
       <w:r>
@@ -271,6 +293,60 @@
         <w:pStyle w:val="Heading1"/>
       </w:pPr>
       <w:r>
+        <w:t>Fridlysta arter</w:t>
+      </w:r>
+    </w:p>
+    <w:p>
+      <w:r>
+        <w:t>Följande fridlysta arter har sina livsmiljöer och växtplatser i den avverkningsanmälda skogen: spillkråka (NT, §4) och talltita (NT, §4).</w:t>
+      </w:r>
+    </w:p>
+    <w:p>
+      <w:r>
+        <w:t xml:space="preserve">Observera att medlemsländerna är skyldiga att agera i enlighet med EU:s fågeldirektiv där det uttryckligen står att direktivet gäller för fåglar samt för deras ägg, bon och </w:t>
+      </w:r>
+      <w:r>
+        <w:rPr>
+          <w:b/>
+        </w:rPr>
+        <w:t xml:space="preserve">livsmiljöer </w:t>
+      </w:r>
+      <w:r>
+        <w:t>(artikel 1). Vidare att de åtgärder som vidtas inte får leda till en försämring av den nuvarande situationen beträffande bevarandet av de fågelarter som avses i artikel 1 (artikel 13). Fågeldirektivet är styrande för tillsynsansvariga myndigheters ärendehantering, ställningstaganden och beslutsfattande.</w:t>
+      </w:r>
+    </w:p>
+    <w:p>
+      <w:r>
+        <w:rPr>
+          <w:b/>
+        </w:rPr>
+        <w:t>Spillkråka (NT, §4)</w:t>
+      </w:r>
+      <w:r>
+        <w:t xml:space="preserve"> är rödlistad som nära hotad och ingår i bilaga 1 i EU:s fågeldirektiv. Den minskar i population på grund av minskad tillgång på lämpliga bo- och födoträd och minskad födotillgång. Spillkråkans minskningstakt har uppgått till 19 (24–10) % under de senaste 15 åren. Minskningstakten för den svenska populationen bedöms vara nära gränsvärdet för Sårbar (VU) (A2bc). Skogsbruk med korta omloppstider och täta, homogena ungskogar utgör det största hotet, (SLU Artdatabanken, 2023).</w:t>
+      </w:r>
+    </w:p>
+    <w:p>
+      <w:r>
+        <w:rPr>
+          <w:b/>
+        </w:rPr>
+        <w:t>Talltita (NT, §4)</w:t>
+      </w:r>
+      <w:r>
+        <w:t>, rödlistad som nära hotad och prioriterad art i Skogsvårdslagen har häckningsrevir i anmälan. Arten har minskat kraftigt de senaste 30 åren och minskningstakten innevarande 10-årsperiod beräknas till 20 (10–30) %. Talltitan är synnerligen trogen sitt cirka 15 hektar stora revir och är beroende av flerskiktade olikåldriga skogar för att kunna föda upp sina ungar. Talltitan försvinner om dess livsmiljö kalavverkas (Eggers &amp; Low (2014); Ekman (1979); Griesser et al (2007); Klein (2020); Siffczyk et al (2003); SLU Artdatabanken (2021).</w:t>
+      </w:r>
+    </w:p>
+    <w:p>
+      <w:r>
+        <w:t>I BILAGA 1 finns mer detaljerad information om ekologi samt krav på livsmiljö hos fridlysta arter.</w:t>
+      </w:r>
+    </w:p>
+    <w:p>
+      <w:pPr>
+        <w:pStyle w:val="Heading1"/>
+      </w:pPr>
+      <w:r>
         <w:t>Certifiering</w:t>
       </w:r>
     </w:p>
@@ -318,6 +394,22 @@
       <w:r>
         <w:t>I den avverkningsanmälda skogen har fridlysta arter sina livsmiljöer och växtplatser. Att skada de fridlysta arternas livsmiljöer, växtplatser eller ekologiska funktion är inte tillåtet enligt artskyddsförordningen.</w:t>
       </w:r>
+      <w:r>
+        <w:rPr>
+          <w:i/>
+        </w:rPr>
+        <w:t xml:space="preserve"> EU:s medlemsländer och skogsbolag är skyldiga att agera i enlighet med EU:s fågeldirektiv där det uttryckligen står att direktivet gäller för fåglar samt för deras ägg, bon och </w:t>
+      </w:r>
+      <w:r>
+        <w:rPr>
+          <w:b/>
+          <w:i/>
+        </w:rPr>
+        <w:t xml:space="preserve">livsmiljöer </w:t>
+      </w:r>
+      <w:r>
+        <w:t>(artikel 1). Vidare att de åtgärder som vidtas inte får leda till en försämring av den nuvarande situationen beträffande bevarandet av de fågelarter som avses i artikel 1 (artikel 13).</w:t>
+      </w:r>
     </w:p>
     <w:p>
       <w:r>
@@ -356,7 +448,7 @@
         <w:rPr>
           <w:i/>
         </w:rPr>
-        <w:t>I det avverkningsanmälda skogsområdet har 1 naturvårdsarter varav 0 rödlistade arter sina livsmiljöer och växtplatser.</w:t>
+        <w:t>I det avverkningsanmälda skogsområdet har 5 naturvårdsarter varav 3 rödlistade arter sina livsmiljöer och växtplatser.</w:t>
       </w:r>
     </w:p>
     <w:p>
@@ -553,7 +645,9 @@
         <w:pStyle w:val="Title"/>
       </w:pPr>
       <w:r>
-        <w:t>BILAGA 1 – Rödlistade arter</w:t>
+        <w:t>BILAGA 1 –</w:t>
+        <w:br/>
+        <w:t>Fridlysta och rödlistade arter</w:t>
       </w:r>
     </w:p>
     <w:p>
@@ -725,6 +819,166 @@
       </w:r>
       <w:r>
         <w:t xml:space="preserve"> Länsstyrelsen Gävleborg, Rapport 2009:14.</w:t>
+      </w:r>
+    </w:p>
+    <w:p>
+      <w:pPr>
+        <w:pStyle w:val="Heading1"/>
+      </w:pPr>
+      <w:r>
+        <w:t>Spillkråka – ekologi samt krav på livsmiljön</w:t>
+      </w:r>
+    </w:p>
+    <w:p>
+      <w:r>
+        <w:t>Spillkråka (NT) är rödlistad som nära hotad, fridlyst enligt §4 Artskyddsförordningen och ingår i bilaga 1 i EU:s fågeldirektiv. Spillkråka lever i både barr- och blandskog liksom i ren lövskog. De tätaste populationerna tenderar att finnas i äldre, variationsrik blandskog med gott om död ved och gamla träd.</w:t>
+      </w:r>
+    </w:p>
+    <w:p>
+      <w:r>
+        <w:t>Varje par utnyttjar 400–1000 hektar skog beroende på skogens kvalitet. En minskning av populationen pågår på grund av minskad tillgång på lämpliga bo- och födoträd och minskad födotillgång. Spillkråkans minskningstakt har uppgått till 19 (24–10) % under de senaste 15 åren. Minskningstakten för den svenska populationen bedöms vara nära gränsvärdet för Sårbar (VU) (A2bc). Skogsbruk med korta omloppstider och täta, homogena ungskogar utgör det största hotet (Artdatabanken 2023).</w:t>
+      </w:r>
+    </w:p>
+    <w:p>
+      <w:pPr>
+        <w:pStyle w:val="Heading2"/>
+      </w:pPr>
+      <w:r>
+        <w:t>Referenser – spillkråka</w:t>
+      </w:r>
+    </w:p>
+    <w:p>
+      <w:r>
+        <w:t xml:space="preserve">SLU Artdatabanken, 2021. </w:t>
+      </w:r>
+      <w:r>
+        <w:rPr>
+          <w:i/>
+        </w:rPr>
+        <w:t xml:space="preserve">Artfaktablad. Naturvård – artfakta. </w:t>
+      </w:r>
+      <w:r>
+        <w:t>SLU Artdatabanken, Uppsala</w:t>
+      </w:r>
+    </w:p>
+    <w:p>
+      <w:pPr>
+        <w:pStyle w:val="Heading1"/>
+      </w:pPr>
+      <w:r>
+        <w:t>Talltita – ekologi samt krav på livsmiljön</w:t>
+      </w:r>
+    </w:p>
+    <w:p>
+      <w:r>
+        <w:t>Talltita är rödlistad som NT, fridlyst och prioriterad art i Skogsvårdslagen. Den omfattas av EU:s fågeldirektiv. Arten har minskat kraftigt de senaste 30 åren och minskningstakten innevarande 10-årsperiod beräknas till 20 (10–30) % (SLU Artdatabanken, 2022).</w:t>
+      </w:r>
+    </w:p>
+    <w:p>
+      <w:r>
+        <w:t>Talltita föredrar större sammanhängande barrskogar, och finns såväl i tallskog som granskog och i lövblandad barrskog. Skogens struktur är viktig och ska helst vara flerskiktad med riklig underväxt av mindre granar, björk och andra lövträd och buskar. Tillgång på murknande högstubbar är särskilt viktig, eftersom talltitan helst själv hackar ut sitt bohål (SLU Artdatabanken, 2022).</w:t>
+      </w:r>
+    </w:p>
+    <w:p>
+      <w:r>
+        <w:t>Det finns flera studier som visar att talltita är känslig för gallring och inte överlever när dess livsmiljö kalavverkas (Eggers and Low, 2014; Griesser et al., 2007; Klein, 2020). Talltitans revir är förhållandevis stora, 10–20 hektar och arten missgynnas när skogen fragmenteras. Kalavverkning av större delar av reviret innebär att det överges (Artdatabanken, 2021).</w:t>
+      </w:r>
+    </w:p>
+    <w:p>
+      <w:r>
+        <w:t>Talltitan är synnerligen trogen sitt revir så länge paret lever och biotopen förblir intakt. Paret stannar i sitt revir året om. En förlust av ett revir har därför en stor inverkan på den lokala populationen och trakthyggesbruket anses vara orsak till den svenska populationens kraftiga minskning. Talltiteparets revirtrohet innebär att närhelst under året man observerar en adult talltita så ingår denna plats i reviret (Siffczyk et al., 2003; Ekman, 1979).</w:t>
+      </w:r>
+    </w:p>
+    <w:p>
+      <w:pPr>
+        <w:pStyle w:val="Heading2"/>
+      </w:pPr>
+      <w:r>
+        <w:t>Referenser – talltita</w:t>
+      </w:r>
+    </w:p>
+    <w:p>
+      <w:r>
+        <w:t xml:space="preserve">Eggers, S., Low, M., 2014. </w:t>
+      </w:r>
+      <w:r>
+        <w:rPr>
+          <w:i/>
+        </w:rPr>
+        <w:t xml:space="preserve">Differential demographic responses of sympatric Parids to vegetation management in boreal forest. </w:t>
+      </w:r>
+      <w:r>
+        <w:t>For. Ecol. Manage. 319, 169–175.</w:t>
+      </w:r>
+    </w:p>
+    <w:p>
+      <w:r>
+        <w:t xml:space="preserve">Ekman, J., 1979. </w:t>
+      </w:r>
+      <w:r>
+        <w:rPr>
+          <w:i/>
+        </w:rPr>
+        <w:t xml:space="preserve">Coherence, composition and territories of winter social groups of the Willow Tit Parus montanus and the Crested Tit P. cristatus. </w:t>
+      </w:r>
+      <w:r>
+        <w:t>Ornis Scandinavica, 10, pp 56–68</w:t>
+      </w:r>
+    </w:p>
+    <w:p>
+      <w:r>
+        <w:t xml:space="preserve">Griesser, M., Nystrand, M., Eggers, S., Ekman, J., 2007. </w:t>
+      </w:r>
+      <w:r>
+        <w:rPr>
+          <w:i/>
+        </w:rPr>
+        <w:t xml:space="preserve">Impact of forestry practices on fitness correlates and population productivity in an open-nesting bird species. </w:t>
+      </w:r>
+      <w:r>
+        <w:t>Conserv. Biol. 21, 767–774. https://doi.org/10.1111/j.1523- 1739.2007.00675.x</w:t>
+      </w:r>
+    </w:p>
+    <w:p>
+      <w:r>
+        <w:t xml:space="preserve">Klein, J., 2020. </w:t>
+      </w:r>
+      <w:r>
+        <w:rPr>
+          <w:i/>
+        </w:rPr>
+        <w:t xml:space="preserve">The forgotten forest – On thinning, retention, and biodiversity in the boreal forest. </w:t>
+      </w:r>
+      <w:r>
+        <w:t>Doctoral Thesis No. 2020:50</w:t>
+      </w:r>
+    </w:p>
+    <w:p>
+      <w:r>
+        <w:t xml:space="preserve">Siffczyk, C., Brotons, L., Kangas, K., Orell, M., 2003. </w:t>
+      </w:r>
+      <w:r>
+        <w:rPr>
+          <w:i/>
+        </w:rPr>
+        <w:t xml:space="preserve">Home range size of willow tits. </w:t>
+      </w:r>
+      <w:r>
+        <w:t>Oecologica, 136, 635–642 (2003)</w:t>
+      </w:r>
+    </w:p>
+    <w:p>
+      <w:r>
+        <w:t xml:space="preserve">SLU Artdatabanken, 2021. </w:t>
+      </w:r>
+      <w:r>
+        <w:rPr>
+          <w:i/>
+        </w:rPr>
+        <w:t xml:space="preserve">Artfaktablad. Naturvård – artfakta. </w:t>
+      </w:r>
+      <w:r>
+        <w:t>SLU Artdatabanken, Uppsala</w:t>
       </w:r>
     </w:p>
     <w:sectPr>
@@ -855,7 +1109,7 @@
     <w:r>
       <w:tab/>
       <w:tab/>
-      <w:t>2026-01-17</w:t>
+      <w:t>2026-01-18</w:t>
       <w:br/>
       <w:br/>
     </w:r>

--- a/klagomål/A 62684-2025 FSC-klagomål.docx
+++ b/klagomål/A 62684-2025 FSC-klagomål.docx
@@ -1109,7 +1109,7 @@
     <w:r>
       <w:tab/>
       <w:tab/>
-      <w:t>2026-01-18</w:t>
+      <w:t>2026-01-19</w:t>
       <w:br/>
       <w:br/>
     </w:r>

--- a/klagomål/A 62684-2025 FSC-klagomål.docx
+++ b/klagomål/A 62684-2025 FSC-klagomål.docx
@@ -1109,7 +1109,7 @@
     <w:r>
       <w:tab/>
       <w:tab/>
-      <w:t>2026-01-19</w:t>
+      <w:t>2026-01-20</w:t>
       <w:br/>
       <w:br/>
     </w:r>

--- a/klagomål/A 62684-2025 FSC-klagomål.docx
+++ b/klagomål/A 62684-2025 FSC-klagomål.docx
@@ -1109,7 +1109,7 @@
     <w:r>
       <w:tab/>
       <w:tab/>
-      <w:t>2026-01-20</w:t>
+      <w:t>2026-01-21</w:t>
       <w:br/>
       <w:br/>
     </w:r>

--- a/klagomål/A 62684-2025 FSC-klagomål.docx
+++ b/klagomål/A 62684-2025 FSC-klagomål.docx
@@ -1109,7 +1109,7 @@
     <w:r>
       <w:tab/>
       <w:tab/>
-      <w:t>2026-01-21</w:t>
+      <w:t>2026-01-23</w:t>
       <w:br/>
       <w:br/>
     </w:r>

--- a/klagomål/A 62684-2025 FSC-klagomål.docx
+++ b/klagomål/A 62684-2025 FSC-klagomål.docx
@@ -1109,7 +1109,7 @@
     <w:r>
       <w:tab/>
       <w:tab/>
-      <w:t>2026-01-23</w:t>
+      <w:t>2026-01-24</w:t>
       <w:br/>
       <w:br/>
     </w:r>

--- a/klagomål/A 62684-2025 FSC-klagomål.docx
+++ b/klagomål/A 62684-2025 FSC-klagomål.docx
@@ -1109,7 +1109,7 @@
     <w:r>
       <w:tab/>
       <w:tab/>
-      <w:t>2026-01-24</w:t>
+      <w:t>2026-01-25</w:t>
       <w:br/>
       <w:br/>
     </w:r>

--- a/klagomål/A 62684-2025 FSC-klagomål.docx
+++ b/klagomål/A 62684-2025 FSC-klagomål.docx
@@ -1109,7 +1109,7 @@
     <w:r>
       <w:tab/>
       <w:tab/>
-      <w:t>2026-01-25</w:t>
+      <w:t>2026-01-26</w:t>
       <w:br/>
       <w:br/>
     </w:r>

--- a/klagomål/A 62684-2025 FSC-klagomål.docx
+++ b/klagomål/A 62684-2025 FSC-klagomål.docx
@@ -1109,7 +1109,7 @@
     <w:r>
       <w:tab/>
       <w:tab/>
-      <w:t>2026-01-26</w:t>
+      <w:t>2026-01-27</w:t>
       <w:br/>
       <w:br/>
     </w:r>

--- a/klagomål/A 62684-2025 FSC-klagomål.docx
+++ b/klagomål/A 62684-2025 FSC-klagomål.docx
@@ -1109,7 +1109,7 @@
     <w:r>
       <w:tab/>
       <w:tab/>
-      <w:t>2026-01-27</w:t>
+      <w:t>2026-01-28</w:t>
       <w:br/>
       <w:br/>
     </w:r>

--- a/klagomål/A 62684-2025 FSC-klagomål.docx
+++ b/klagomål/A 62684-2025 FSC-klagomål.docx
@@ -112,7 +112,7 @@
         <w:pStyle w:val="ListBullet"/>
       </w:pPr>
       <w:r>
-        <w:t>Om ett ombud (tex Norra skog eller Mellanskog) avverkningsanmäler en skog med naturvärden motsvarande nyckelbiotops kvalité men markägaren inte är FSC certifierad, bör du skicka in ett FSC kontrollerat virke klagomål. Då ska klagomålet skickas till ombudsföretaget.</w:t>
+        <w:t>Om ett ombud (tex Norra skog eller Mellanskog) avverkningsanmäler en skog med naturvärden motsvarande nyckelbiotops kvalitet men markägaren inte är FSC certifierad, bör du skicka in ett FSC kontrollerat virke klagomål. Då ska klagomålet skickas till ombudsföretaget.</w:t>
       </w:r>
     </w:p>
     <w:p>
@@ -254,7 +254,25 @@
         <w:t>Garnlav (NT)</w:t>
       </w:r>
       <w:r>
-        <w:t xml:space="preserve"> är en utpräglad barrskogsart som ibland kan drapera träden i norrländska grannaturskogar med hög luftfuktighet. Den förekommer även i talldominerade bestånd där den, förutom i trädens grenverk, påträffas hängande över ojämnheter i tallbarken. Arten har minskat starkt i södra och mellersta Sverige och den minskar även i sitt nordliga utbredningsområde. Orsaken till tillbakagången beror främst på slutavverkningar av naturskogsartade skogar. Bestånd med riklig förekomst bör regelmässigt sparas. Garnlav är värdväxt för den mycket sällsynta och akut hotade fjärilen barrskogslavfly (CR) som hör hemma i boreala barrskogar med riklig förekomst av värdväxten. Tidigare kunde arten konstateras årligen på flera platser vid Dala-Floda i Dalarna innan lokalerna kalavverkades. Senaste fyndet i landet av barrskogslavfly är från år 2000 då den påträffades vid Högberget i Sollefteå kommun (SLU Artdatabanken, 2024).</w:t>
+        <w:t xml:space="preserve"> är en utpräglad barrskogsart som ibland kan drapera träden i norrländska grannaturskogar med hög luftfuktighet. Den förekommer även i talldominerade bestånd där den, förutom i trädens grenverk, påträffas hängande över ojämnheter i tallbarken. Arten har minskat starkt i södra och mellersta Sverige och den minskar även i sitt nordliga utbredningsområde. Orsaken till tillbakagången beror främst på slutavverkningar av naturskogsartade skogar. Bestånd med riklig förekomst bör regelmässigt sparas. Garnlav är värdväxt för den mycket sällsynta och akut hotade fjärilen barrskogslavfly (CR) som hör hemma i boreala barrskogar med riklig förekomst av värdväxten. Tidigare kunde arten konstateras årligen på flera platser vid Dala-Floda i Dalarna innan lokalerna kalavverkades. Senaste fyndet i landet av barrskogslavfly är från år 2000 då den påträffades vid Högberget i Sollefteå kommun. Garnlav är typisk art för </w:t>
+      </w:r>
+      <w:r>
+        <w:rPr>
+          <w:i/>
+        </w:rPr>
+        <w:t xml:space="preserve">9010 Taiga </w:t>
+      </w:r>
+      <w:r>
+        <w:t>och</w:t>
+      </w:r>
+      <w:r>
+        <w:rPr>
+          <w:i/>
+        </w:rPr>
+        <w:t xml:space="preserve"> 9070 Trädklädd betesmark </w:t>
+      </w:r>
+      <w:r>
+        <w:t xml:space="preserve"> (SLU Artdatabanken, 2024).</w:t>
       </w:r>
     </w:p>
     <w:p>
@@ -265,7 +283,16 @@
         <w:t>Grovticka</w:t>
       </w:r>
       <w:r>
-        <w:t xml:space="preserve"> är i skogslandskapet främst knuten till naturskogsartad äldre barrskog. Den är där en värdefull ”gammelskogsindikator” och påträffas mest vid tallar som är över 200 år gamla (Nitare &amp; Skogsstyrelsen, 2019).</w:t>
+        <w:t xml:space="preserve"> är i skogslandskapet främst knuten till naturskogsartad äldre barrskog. Den är där en värdefull ”gammelskogsindikator” och påträffas mest vid tallar som är över 200 år gamla.  Grovticka är typisk art för </w:t>
+      </w:r>
+      <w:r>
+        <w:rPr>
+          <w:i/>
+        </w:rPr>
+        <w:t xml:space="preserve">9060 Åsbarrskog </w:t>
+      </w:r>
+      <w:r>
+        <w:t>(Nitare &amp; Skogsstyrelsen, 2019; SLU Artdatabanken, 2025).</w:t>
       </w:r>
     </w:p>
     <w:p>
@@ -285,7 +312,16 @@
         <w:t>Corticeus longulus</w:t>
       </w:r>
       <w:r>
-        <w:t xml:space="preserve"> (VU), tallbarksvartbagge (VU), tallgångbagge (VU) och cholodkovskys bastborre (NT). Den mindre märgborrens måsvingeliknande gnaggångar är lätta att känna igen och hittas ofta på grova tallgrenar på marken. Rika förekomster av främst mindre märgborre men även skarptandad barkborre (NT) är en signal för artrikedom och inventeringar har visat att det är i skogar med en naturlig självgallring som det skapas förutsättningar för dessa arter samt de efterföljande åtgärdsprogramsarterna. Tallskogar med stark förekomst av mindre märgborre och skarptandad barkborre bör avsättas som reservat. Generellt bör hänsyn tas vid slutavverkning av talldominerad skog så att avverkningsrester som gren- och toppdelar lämnas (Pettersson, 2014; Hedgren, 2012; Gunnarsson m fl., 1999).</w:t>
+        <w:t xml:space="preserve"> (VU), tallbarksvartbagge (VU), tallgångbagge (VU) och cholodkovskys bastborre (NT). Den mindre märgborrens måsvingeliknande gnaggångar är lätta att känna igen och hittas ofta på grova tallgrenar på marken. Rika förekomster av främst mindre märgborre men även skarptandad barkborre (NT) är en signal för artrikedom och inventeringar har visat att det är i skogar med en naturlig självgallring som det skapas förutsättningar för dessa arter samt de efterföljande åtgärdsprogramsarterna. Tallskogar med stark förekomst av mindre märgborre och skarptandad barkborre bör avsättas som reservat. Generellt bör hänsyn tas vid slutavverkning av talldominerad skog så att avverkningsrester som gren- och toppdelar lämnas. Mindre märgborre är typisk art för </w:t>
+      </w:r>
+      <w:r>
+        <w:rPr>
+          <w:i/>
+        </w:rPr>
+        <w:t>9060 Åsbarrskog</w:t>
+      </w:r>
+      <w:r>
+        <w:t xml:space="preserve"> (Pettersson, 2014; Hedgren, 2012; Gunnarsson m fl., 1999).</w:t>
       </w:r>
     </w:p>
     <w:p>
@@ -323,7 +359,25 @@
         <w:t>Spillkråka (NT, §4)</w:t>
       </w:r>
       <w:r>
-        <w:t xml:space="preserve"> är rödlistad som nära hotad och ingår i bilaga 1 i EU:s fågeldirektiv. Den minskar i population på grund av minskad tillgång på lämpliga bo- och födoträd och minskad födotillgång. Spillkråkans minskningstakt har uppgått till 19 (24–10) % under de senaste 15 åren. Minskningstakten för den svenska populationen bedöms vara nära gränsvärdet för Sårbar (VU) (A2bc). Skogsbruk med korta omloppstider och täta, homogena ungskogar utgör det största hotet, (SLU Artdatabanken, 2023).</w:t>
+        <w:t xml:space="preserve"> är rödlistad som nära hotad och ingår i bilaga 1 i EU:s fågeldirektiv. Den minskar i population på grund av minskad tillgång på lämpliga bo- och födoträd och minskad födotillgång. Spillkråkans minskningstakt har uppgått till 19 (24–10) % under de senaste 15 åren. Minskningstakten för den svenska populationen bedöms vara nära gränsvärdet för Sårbar (VU) (A2bc). Skogsbruk med korta omloppstider och täta, homogena ungskogar utgör det största hotet. Spillkråka är typisk art för </w:t>
+      </w:r>
+      <w:r>
+        <w:rPr>
+          <w:i/>
+        </w:rPr>
+        <w:t xml:space="preserve">9010 Taiga </w:t>
+      </w:r>
+      <w:r>
+        <w:t>och</w:t>
+      </w:r>
+      <w:r>
+        <w:rPr>
+          <w:i/>
+        </w:rPr>
+        <w:t xml:space="preserve"> 9740 Skogsbevuxen myr </w:t>
+      </w:r>
+      <w:r>
+        <w:t>(SLU Artdatabanken, 2023).</w:t>
       </w:r>
     </w:p>
     <w:p>
@@ -684,7 +738,16 @@
     </w:p>
     <w:p>
       <w:r>
-        <w:t>Rika förekomster av främst mindre märgborre men även skarptandad barkborre (NT) är en signal för artrikedom och inventeringar har visat att det är i skogar med en naturlig självgallring som det skapas förutsättningar för dessa arter samt de efterföljande åtgärdsprogramsarterna (Pettersson, 2014; Hedgren, 2012). Tallskogar med stark förekomst av mindre märgborre och skarptandad barkborre bör avsättas som reservat. Generellt bör hänsyn tas vid slutavverkning av talldominerad skog så att avverkningsrester som gren- och toppdelar (s.k. GROT) lämnas (Pettersson, 2014).</w:t>
+        <w:t xml:space="preserve">Rika förekomster av främst mindre märgborre men även skarptandad barkborre (NT) är en signal för artrikedom och inventeringar har visat att det är i skogar med en naturlig självgallring som det skapas förutsättningar för dessa arter samt de efterföljande åtgärdsprogramsarterna (Pettersson, 2014; Hedgren, 2012). Tallskogar med stark förekomst av mindre märgborre och skarptandad barkborre bör avsättas som reservat. Generellt bör hänsyn tas vid slutavverkning av talldominerad skog så att avverkningsrester som gren- och toppdelar (s.k. GROT) lämnas. Mindre märgborre är typisk art för </w:t>
+      </w:r>
+      <w:r>
+        <w:rPr>
+          <w:i/>
+        </w:rPr>
+        <w:t>9060 Åsbarrskog</w:t>
+      </w:r>
+      <w:r>
+        <w:t xml:space="preserve"> (Pettersson, 2014; SLU Artdatabanken, 2024).</w:t>
       </w:r>
     </w:p>
     <w:p>
@@ -795,6 +858,20 @@
     </w:p>
     <w:p>
       <w:r>
+        <w:t xml:space="preserve">SLU Artdatabanken, 2024. </w:t>
+      </w:r>
+      <w:r>
+        <w:rPr>
+          <w:i/>
+        </w:rPr>
+        <w:t xml:space="preserve">Artfaktablad. Naturvård – artfakta. </w:t>
+      </w:r>
+      <w:r>
+        <w:t>SLU Artdatabanken, Uppsala.</w:t>
+      </w:r>
+    </w:p>
+    <w:p>
+      <w:r>
         <w:t xml:space="preserve">Wikars, L.-O., Hansson, J. &amp; Hedgren, O., 2010. </w:t>
       </w:r>
       <w:r>
@@ -831,12 +908,30 @@
     </w:p>
     <w:p>
       <w:r>
-        <w:t>Spillkråka (NT) är rödlistad som nära hotad, fridlyst enligt §4 Artskyddsförordningen och ingår i bilaga 1 i EU:s fågeldirektiv. Spillkråka lever i både barr- och blandskog liksom i ren lövskog. De tätaste populationerna tenderar att finnas i äldre, variationsrik blandskog med gott om död ved och gamla träd.</w:t>
+        <w:t xml:space="preserve">Spillkråka (NT) är rödlistad som nära hotad, fridlyst enligt §4 Artskyddsförordningen, typisk art för </w:t>
+      </w:r>
+      <w:r>
+        <w:rPr>
+          <w:i/>
+        </w:rPr>
+        <w:t xml:space="preserve">9010 Taiga </w:t>
+      </w:r>
+      <w:r>
+        <w:t>och</w:t>
+      </w:r>
+      <w:r>
+        <w:rPr>
+          <w:i/>
+        </w:rPr>
+        <w:t xml:space="preserve"> 9740 Skogsbevuxen myr</w:t>
+      </w:r>
+      <w:r>
+        <w:t xml:space="preserve"> och ingår i bilaga 1 i EU:s fågeldirektiv. Spillkråka lever i både barr- och blandskog liksom i ren lövskog. De tätaste populationerna tenderar att finnas i äldre, variationsrik blandskog med gott om död ved och gamla träd.</w:t>
       </w:r>
     </w:p>
     <w:p>
       <w:r>
-        <w:t>Varje par utnyttjar 400–1000 hektar skog beroende på skogens kvalitet. En minskning av populationen pågår på grund av minskad tillgång på lämpliga bo- och födoträd och minskad födotillgång. Spillkråkans minskningstakt har uppgått till 19 (24–10) % under de senaste 15 åren. Minskningstakten för den svenska populationen bedöms vara nära gränsvärdet för Sårbar (VU) (A2bc). Skogsbruk med korta omloppstider och täta, homogena ungskogar utgör det största hotet (Artdatabanken 2023).</w:t>
+        <w:t>Varje par utnyttjar 400–1000 hektar skog beroende på skogens kvalitet. En minskning av populationen pågår på grund av minskad tillgång på lämpliga bo- och födoträd och minskad födotillgång. Spillkråkans minskningstakt har uppgått till 19 (24–10) % under de senaste 15 åren. Minskningstakten för den svenska populationen bedöms vara nära gränsvärdet för Sårbar (VU) (A2bc). Skogsbruk med korta omloppstider och täta, homogena ungskogar utgör det största hotet (SLU Artdatabanken 2023).</w:t>
       </w:r>
     </w:p>
     <w:p>
@@ -1109,7 +1204,7 @@
     <w:r>
       <w:tab/>
       <w:tab/>
-      <w:t>2026-01-28</w:t>
+      <w:t>2026-01-29</w:t>
       <w:br/>
       <w:br/>
     </w:r>

--- a/klagomål/A 62684-2025 FSC-klagomål.docx
+++ b/klagomål/A 62684-2025 FSC-klagomål.docx
@@ -1204,7 +1204,7 @@
     <w:r>
       <w:tab/>
       <w:tab/>
-      <w:t>2026-01-29</w:t>
+      <w:t>2026-01-30</w:t>
       <w:br/>
       <w:br/>
     </w:r>

--- a/klagomål/A 62684-2025 FSC-klagomål.docx
+++ b/klagomål/A 62684-2025 FSC-klagomål.docx
@@ -1204,7 +1204,7 @@
     <w:r>
       <w:tab/>
       <w:tab/>
-      <w:t>2026-01-30</w:t>
+      <w:t>2026-01-31</w:t>
       <w:br/>
       <w:br/>
     </w:r>

--- a/klagomål/A 62684-2025 FSC-klagomål.docx
+++ b/klagomål/A 62684-2025 FSC-klagomål.docx
@@ -1204,7 +1204,7 @@
     <w:r>
       <w:tab/>
       <w:tab/>
-      <w:t>2026-02-22</w:t>
+      <w:t>2026-02-23</w:t>
       <w:br/>
       <w:br/>
     </w:r>

--- a/klagomål/A 62684-2025 FSC-klagomål.docx
+++ b/klagomål/A 62684-2025 FSC-klagomål.docx
@@ -1204,7 +1204,7 @@
     <w:r>
       <w:tab/>
       <w:tab/>
-      <w:t>2026-02-23</w:t>
+      <w:t>2026-02-24</w:t>
       <w:br/>
       <w:br/>
     </w:r>

--- a/klagomål/A 62684-2025 FSC-klagomål.docx
+++ b/klagomål/A 62684-2025 FSC-klagomål.docx
@@ -1204,7 +1204,7 @@
     <w:r>
       <w:tab/>
       <w:tab/>
-      <w:t>2026-02-24</w:t>
+      <w:t>2026-02-25</w:t>
       <w:br/>
       <w:br/>
     </w:r>

--- a/klagomål/A 62684-2025 FSC-klagomål.docx
+++ b/klagomål/A 62684-2025 FSC-klagomål.docx
@@ -1204,7 +1204,7 @@
     <w:r>
       <w:tab/>
       <w:tab/>
-      <w:t>2026-02-25</w:t>
+      <w:t>2026-02-26</w:t>
       <w:br/>
       <w:br/>
     </w:r>

--- a/klagomål/A 62684-2025 FSC-klagomål.docx
+++ b/klagomål/A 62684-2025 FSC-klagomål.docx
@@ -1204,7 +1204,7 @@
     <w:r>
       <w:tab/>
       <w:tab/>
-      <w:t>2026-02-26</w:t>
+      <w:t>2026-02-28</w:t>
       <w:br/>
       <w:br/>
     </w:r>

--- a/klagomål/A 62684-2025 FSC-klagomål.docx
+++ b/klagomål/A 62684-2025 FSC-klagomål.docx
@@ -1204,7 +1204,7 @@
     <w:r>
       <w:tab/>
       <w:tab/>
-      <w:t>2026-02-28</w:t>
+      <w:t>2026-03-01</w:t>
       <w:br/>
       <w:br/>
     </w:r>

--- a/klagomål/A 62684-2025 FSC-klagomål.docx
+++ b/klagomål/A 62684-2025 FSC-klagomål.docx
@@ -1204,7 +1204,7 @@
     <w:r>
       <w:tab/>
       <w:tab/>
-      <w:t>2026-03-01</w:t>
+      <w:t>2026-03-02</w:t>
       <w:br/>
       <w:br/>
     </w:r>

--- a/klagomål/A 62684-2025 FSC-klagomål.docx
+++ b/klagomål/A 62684-2025 FSC-klagomål.docx
@@ -269,7 +269,7 @@
         <w:rPr>
           <w:i/>
         </w:rPr>
-        <w:t xml:space="preserve"> 9070 Trädklädd betesmark </w:t>
+        <w:t xml:space="preserve"> 9070 Trädklädd betesmark</w:t>
       </w:r>
       <w:r>
         <w:t xml:space="preserve"> (SLU Artdatabanken, 2024).</w:t>
@@ -1204,7 +1204,7 @@
     <w:r>
       <w:tab/>
       <w:tab/>
-      <w:t>2026-03-02</w:t>
+      <w:t>2026-03-03</w:t>
       <w:br/>
       <w:br/>
     </w:r>

--- a/klagomål/A 62684-2025 FSC-klagomål.docx
+++ b/klagomål/A 62684-2025 FSC-klagomål.docx
@@ -1204,7 +1204,7 @@
     <w:r>
       <w:tab/>
       <w:tab/>
-      <w:t>2026-03-03</w:t>
+      <w:t>2026-03-04</w:t>
       <w:br/>
       <w:br/>
     </w:r>

--- a/klagomål/A 62684-2025 FSC-klagomål.docx
+++ b/klagomål/A 62684-2025 FSC-klagomål.docx
@@ -1204,7 +1204,7 @@
     <w:r>
       <w:tab/>
       <w:tab/>
-      <w:t>2026-03-04</w:t>
+      <w:t>2026-03-05</w:t>
       <w:br/>
       <w:br/>
     </w:r>

--- a/klagomål/A 62684-2025 FSC-klagomål.docx
+++ b/klagomål/A 62684-2025 FSC-klagomål.docx
@@ -1204,7 +1204,7 @@
     <w:r>
       <w:tab/>
       <w:tab/>
-      <w:t>2026-03-05</w:t>
+      <w:t>2026-03-06</w:t>
       <w:br/>
       <w:br/>
     </w:r>

--- a/klagomål/A 62684-2025 FSC-klagomål.docx
+++ b/klagomål/A 62684-2025 FSC-klagomål.docx
@@ -1204,7 +1204,7 @@
     <w:r>
       <w:tab/>
       <w:tab/>
-      <w:t>2026-03-06</w:t>
+      <w:t>2026-03-07</w:t>
       <w:br/>
       <w:br/>
     </w:r>

--- a/klagomål/A 62684-2025 FSC-klagomål.docx
+++ b/klagomål/A 62684-2025 FSC-klagomål.docx
@@ -1204,7 +1204,7 @@
     <w:r>
       <w:tab/>
       <w:tab/>
-      <w:t>2026-03-07</w:t>
+      <w:t>2026-03-08</w:t>
       <w:br/>
       <w:br/>
     </w:r>

--- a/klagomål/A 62684-2025 FSC-klagomål.docx
+++ b/klagomål/A 62684-2025 FSC-klagomål.docx
@@ -1204,7 +1204,7 @@
     <w:r>
       <w:tab/>
       <w:tab/>
-      <w:t>2026-03-08</w:t>
+      <w:t>2026-03-09</w:t>
       <w:br/>
       <w:br/>
     </w:r>

--- a/klagomål/A 62684-2025 FSC-klagomål.docx
+++ b/klagomål/A 62684-2025 FSC-klagomål.docx
@@ -1204,7 +1204,7 @@
     <w:r>
       <w:tab/>
       <w:tab/>
-      <w:t>2026-03-09</w:t>
+      <w:t>2026-03-10</w:t>
       <w:br/>
       <w:br/>
     </w:r>

--- a/klagomål/A 62684-2025 FSC-klagomål.docx
+++ b/klagomål/A 62684-2025 FSC-klagomål.docx
@@ -359,7 +359,7 @@
         <w:t>Spillkråka (NT, §4)</w:t>
       </w:r>
       <w:r>
-        <w:t xml:space="preserve"> är rödlistad som nära hotad och ingår i bilaga 1 i EU:s fågeldirektiv. Den minskar i population på grund av minskad tillgång på lämpliga bo- och födoträd och minskad födotillgång. Spillkråkans minskningstakt har uppgått till 19 (24–10) % under de senaste 15 åren. Minskningstakten för den svenska populationen bedöms vara nära gränsvärdet för Sårbar (VU) (A2bc). Skogsbruk med korta omloppstider och täta, homogena ungskogar utgör det största hotet. Spillkråka är typisk art för </w:t>
+        <w:t xml:space="preserve"> är rödlistad som nära hotad och ingår i bilaga 1 i EU:s fågeldirektiv. Den minskar i population på grund av minskad tillgång på lämpliga bo- och födoträd och minskad födotillgång. Spillkråkans minskningstakt har uppgått till 19 (24–10) % under de senaste 15 åren och bedöms vara nära gränsvärdet för Sårbar (VU) (A2bc). Spillkråka är en nyckelart i skogliga miljöer vars övergivna bohål utnyttjas av flera andra hålhäckande fågelarter och fladdermöss. Den behöver grova träd, främst tall, asp och bok som boträd. Skogsbruk med korta omloppstider och täta, homogena ungskogar utgör det största hotet. Spillkråka är typisk art för </w:t>
       </w:r>
       <w:r>
         <w:rPr>
@@ -377,7 +377,7 @@
         <w:t xml:space="preserve"> 9740 Skogsbevuxen myr </w:t>
       </w:r>
       <w:r>
-        <w:t>(SLU Artdatabanken, 2023).</w:t>
+        <w:t>(SLU Artdatabanken, 2025; Skogsstyrelsen 2016).</w:t>
       </w:r>
     </w:p>
     <w:p>
@@ -388,7 +388,7 @@
         <w:t>Talltita (NT, §4)</w:t>
       </w:r>
       <w:r>
-        <w:t>, rödlistad som nära hotad och prioriterad art i Skogsvårdslagen har häckningsrevir i anmälan. Arten har minskat kraftigt de senaste 30 åren och minskningstakten innevarande 10-årsperiod beräknas till 20 (10–30) %. Talltitan är synnerligen trogen sitt cirka 15 hektar stora revir och är beroende av flerskiktade olikåldriga skogar för att kunna föda upp sina ungar. Talltitan försvinner om dess livsmiljö kalavverkas (Eggers &amp; Low (2014); Ekman (1979); Griesser et al (2007); Klein (2020); Siffczyk et al (2003); SLU Artdatabanken (2021).</w:t>
+        <w:t>, rödlistad som nära hotad och prioriterad art i Skogsvårdslagen, har häckningsrevir i anmälan. Arten har minskat kraftigt de senaste 30 åren och minskningstakten innevarande 10-årsperiod beräknas till 20 (10–30) %. Talltitan är synnerligen trogen sitt cirka 15 hektar stora revir och är beroende av flerskiktade olikåldriga skogar för att kunna föda upp sina ungar. Talltitan försvinner om dess livsmiljö kalavverkas (Eggers &amp; Low, 2014; Ekman, 1979; Griesser et al, 2007; Klein, 2020; Siffczyk et al, 2003; SLU Artdatabanken, 2021).</w:t>
       </w:r>
     </w:p>
     <w:p>
@@ -926,7 +926,7 @@
         <w:t xml:space="preserve"> 9740 Skogsbevuxen myr</w:t>
       </w:r>
       <w:r>
-        <w:t xml:space="preserve"> och ingår i bilaga 1 i EU:s fågeldirektiv. Spillkråka lever i både barr- och blandskog liksom i ren lövskog. De tätaste populationerna tenderar att finnas i äldre, variationsrik blandskog med gott om död ved och gamla träd.</w:t>
+        <w:t xml:space="preserve"> och ingår i bilaga 1 i EU:s fågeldirektiv. Spillkråka lever i både barr- och blandskog liksom i ren lövskog. De tätaste populationerna tenderar att finnas i äldre, variationsrik blandskog med gott om död ved och gamla träd. Spillkråka är en nyckelart i skogliga miljöer vars övergivna bohål utnyttjas av flera andra hålhäckande fågelarter och fladdermöss (SLU Artdatabanken, 2023; Skogsstyrelsen 2016).</w:t>
       </w:r>
     </w:p>
     <w:p>
@@ -944,7 +944,21 @@
     </w:p>
     <w:p>
       <w:r>
-        <w:t xml:space="preserve">SLU Artdatabanken, 2021. </w:t>
+        <w:t xml:space="preserve">Skogsstyrelsen, 2016. </w:t>
+      </w:r>
+      <w:r>
+        <w:rPr>
+          <w:i/>
+        </w:rPr>
+        <w:t xml:space="preserve">Vägledning för hänsyn till spillkråka. </w:t>
+      </w:r>
+      <w:r>
+        <w:t>Vägledningar och kunskapsstöd artskydd – Skogsstyrelsen.</w:t>
+      </w:r>
+    </w:p>
+    <w:p>
+      <w:r>
+        <w:t xml:space="preserve">SLU Artdatabanken, 2023. </w:t>
       </w:r>
       <w:r>
         <w:rPr>
@@ -1204,7 +1218,7 @@
     <w:r>
       <w:tab/>
       <w:tab/>
-      <w:t>2026-03-10</w:t>
+      <w:t>2026-03-11</w:t>
       <w:br/>
       <w:br/>
     </w:r>

--- a/klagomål/A 62684-2025 FSC-klagomål.docx
+++ b/klagomål/A 62684-2025 FSC-klagomål.docx
@@ -1218,7 +1218,7 @@
     <w:r>
       <w:tab/>
       <w:tab/>
-      <w:t>2026-03-11</w:t>
+      <w:t>2026-03-12</w:t>
       <w:br/>
       <w:br/>
     </w:r>

--- a/klagomål/A 62684-2025 FSC-klagomål.docx
+++ b/klagomål/A 62684-2025 FSC-klagomål.docx
@@ -1218,7 +1218,7 @@
     <w:r>
       <w:tab/>
       <w:tab/>
-      <w:t>2026-03-12</w:t>
+      <w:t>2026-03-13</w:t>
       <w:br/>
       <w:br/>
     </w:r>

--- a/klagomål/A 62684-2025 FSC-klagomål.docx
+++ b/klagomål/A 62684-2025 FSC-klagomål.docx
@@ -1218,7 +1218,7 @@
     <w:r>
       <w:tab/>
       <w:tab/>
-      <w:t>2026-04-14</w:t>
+      <w:t>2026-04-15</w:t>
       <w:br/>
       <w:br/>
     </w:r>

--- a/klagomål/A 62684-2025 FSC-klagomål.docx
+++ b/klagomål/A 62684-2025 FSC-klagomål.docx
@@ -1218,7 +1218,7 @@
     <w:r>
       <w:tab/>
       <w:tab/>
-      <w:t>2026-04-15</w:t>
+      <w:t>2026-04-16</w:t>
       <w:br/>
       <w:br/>
     </w:r>

--- a/klagomål/A 62684-2025 FSC-klagomål.docx
+++ b/klagomål/A 62684-2025 FSC-klagomål.docx
@@ -1218,7 +1218,7 @@
     <w:r>
       <w:tab/>
       <w:tab/>
-      <w:t>2026-04-16</w:t>
+      <w:t>2026-04-17</w:t>
       <w:br/>
       <w:br/>
     </w:r>

--- a/klagomål/A 62684-2025 FSC-klagomål.docx
+++ b/klagomål/A 62684-2025 FSC-klagomål.docx
@@ -1218,7 +1218,7 @@
     <w:r>
       <w:tab/>
       <w:tab/>
-      <w:t>2026-04-17</w:t>
+      <w:t>2026-04-18</w:t>
       <w:br/>
       <w:br/>
     </w:r>

--- a/klagomål/A 62684-2025 FSC-klagomål.docx
+++ b/klagomål/A 62684-2025 FSC-klagomål.docx
@@ -1218,7 +1218,7 @@
     <w:r>
       <w:tab/>
       <w:tab/>
-      <w:t>2026-04-18</w:t>
+      <w:t>2026-04-19</w:t>
       <w:br/>
       <w:br/>
     </w:r>

--- a/klagomål/A 62684-2025 FSC-klagomål.docx
+++ b/klagomål/A 62684-2025 FSC-klagomål.docx
@@ -1218,7 +1218,7 @@
     <w:r>
       <w:tab/>
       <w:tab/>
-      <w:t>2026-04-19</w:t>
+      <w:t>2026-04-20</w:t>
       <w:br/>
       <w:br/>
     </w:r>

--- a/klagomål/A 62684-2025 FSC-klagomål.docx
+++ b/klagomål/A 62684-2025 FSC-klagomål.docx
@@ -1218,7 +1218,7 @@
     <w:r>
       <w:tab/>
       <w:tab/>
-      <w:t>2026-04-20</w:t>
+      <w:t>2026-04-21</w:t>
       <w:br/>
       <w:br/>
     </w:r>

--- a/klagomål/A 62684-2025 FSC-klagomål.docx
+++ b/klagomål/A 62684-2025 FSC-klagomål.docx
@@ -1218,7 +1218,7 @@
     <w:r>
       <w:tab/>
       <w:tab/>
-      <w:t>2026-04-21</w:t>
+      <w:t>2026-04-22</w:t>
       <w:br/>
       <w:br/>
     </w:r>

--- a/klagomål/A 62684-2025 FSC-klagomål.docx
+++ b/klagomål/A 62684-2025 FSC-klagomål.docx
@@ -1218,7 +1218,7 @@
     <w:r>
       <w:tab/>
       <w:tab/>
-      <w:t>2026-04-22</w:t>
+      <w:t>2026-04-23</w:t>
       <w:br/>
       <w:br/>
     </w:r>

--- a/klagomål/A 62684-2025 FSC-klagomål.docx
+++ b/klagomål/A 62684-2025 FSC-klagomål.docx
@@ -1218,7 +1218,7 @@
     <w:r>
       <w:tab/>
       <w:tab/>
-      <w:t>2026-04-23</w:t>
+      <w:t>2026-04-24</w:t>
       <w:br/>
       <w:br/>
     </w:r>

--- a/klagomål/A 62684-2025 FSC-klagomål.docx
+++ b/klagomål/A 62684-2025 FSC-klagomål.docx
@@ -1218,7 +1218,7 @@
     <w:r>
       <w:tab/>
       <w:tab/>
-      <w:t>2026-04-24</w:t>
+      <w:t>2026-04-25</w:t>
       <w:br/>
       <w:br/>
     </w:r>

--- a/klagomål/A 62684-2025 FSC-klagomål.docx
+++ b/klagomål/A 62684-2025 FSC-klagomål.docx
@@ -1218,7 +1218,7 @@
     <w:r>
       <w:tab/>
       <w:tab/>
-      <w:t>2026-04-25</w:t>
+      <w:t>2026-04-26</w:t>
       <w:br/>
       <w:br/>
     </w:r>

--- a/klagomål/A 62684-2025 FSC-klagomål.docx
+++ b/klagomål/A 62684-2025 FSC-klagomål.docx
@@ -1218,7 +1218,7 @@
     <w:r>
       <w:tab/>
       <w:tab/>
-      <w:t>2026-04-26</w:t>
+      <w:t>2026-04-27</w:t>
       <w:br/>
       <w:br/>
     </w:r>

--- a/klagomål/A 62684-2025 FSC-klagomål.docx
+++ b/klagomål/A 62684-2025 FSC-klagomål.docx
@@ -1218,7 +1218,7 @@
     <w:r>
       <w:tab/>
       <w:tab/>
-      <w:t>2026-04-27</w:t>
+      <w:t>2026-04-28</w:t>
       <w:br/>
       <w:br/>
     </w:r>

--- a/klagomål/A 62684-2025 FSC-klagomål.docx
+++ b/klagomål/A 62684-2025 FSC-klagomål.docx
@@ -1218,7 +1218,7 @@
     <w:r>
       <w:tab/>
       <w:tab/>
-      <w:t>2026-04-28</w:t>
+      <w:t>2026-04-29</w:t>
       <w:br/>
       <w:br/>
     </w:r>

--- a/klagomål/A 62684-2025 FSC-klagomål.docx
+++ b/klagomål/A 62684-2025 FSC-klagomål.docx
@@ -1218,7 +1218,7 @@
     <w:r>
       <w:tab/>
       <w:tab/>
-      <w:t>2026-04-29</w:t>
+      <w:t>2026-04-30</w:t>
       <w:br/>
       <w:br/>
     </w:r>

--- a/klagomål/A 62684-2025 FSC-klagomål.docx
+++ b/klagomål/A 62684-2025 FSC-klagomål.docx
@@ -1218,7 +1218,7 @@
     <w:r>
       <w:tab/>
       <w:tab/>
-      <w:t>2026-04-30</w:t>
+      <w:t>2026-05-01</w:t>
       <w:br/>
       <w:br/>
     </w:r>

--- a/klagomål/A 62684-2025 FSC-klagomål.docx
+++ b/klagomål/A 62684-2025 FSC-klagomål.docx
@@ -1218,7 +1218,7 @@
     <w:r>
       <w:tab/>
       <w:tab/>
-      <w:t>2026-05-01</w:t>
+      <w:t>2026-05-02</w:t>
       <w:br/>
       <w:br/>
     </w:r>

--- a/klagomål/A 62684-2025 FSC-klagomål.docx
+++ b/klagomål/A 62684-2025 FSC-klagomål.docx
@@ -1218,7 +1218,7 @@
     <w:r>
       <w:tab/>
       <w:tab/>
-      <w:t>2026-05-02</w:t>
+      <w:t>2026-05-03</w:t>
       <w:br/>
       <w:br/>
     </w:r>

--- a/klagomål/A 62684-2025 FSC-klagomål.docx
+++ b/klagomål/A 62684-2025 FSC-klagomål.docx
@@ -1218,7 +1218,7 @@
     <w:r>
       <w:tab/>
       <w:tab/>
-      <w:t>2026-05-03</w:t>
+      <w:t>2026-05-04</w:t>
       <w:br/>
       <w:br/>
     </w:r>

--- a/klagomål/A 62684-2025 FSC-klagomål.docx
+++ b/klagomål/A 62684-2025 FSC-klagomål.docx
@@ -1218,7 +1218,7 @@
     <w:r>
       <w:tab/>
       <w:tab/>
-      <w:t>2026-05-04</w:t>
+      <w:t>2026-05-05</w:t>
       <w:br/>
       <w:br/>
     </w:r>

--- a/klagomål/A 62684-2025 FSC-klagomål.docx
+++ b/klagomål/A 62684-2025 FSC-klagomål.docx
@@ -1218,7 +1218,7 @@
     <w:r>
       <w:tab/>
       <w:tab/>
-      <w:t>2026-05-05</w:t>
+      <w:t>2026-05-06</w:t>
       <w:br/>
       <w:br/>
     </w:r>

--- a/klagomål/A 62684-2025 FSC-klagomål.docx
+++ b/klagomål/A 62684-2025 FSC-klagomål.docx
@@ -1218,7 +1218,7 @@
     <w:r>
       <w:tab/>
       <w:tab/>
-      <w:t>2026-05-16</w:t>
+      <w:t>2026-05-17</w:t>
       <w:br/>
       <w:br/>
     </w:r>

--- a/klagomål/A 62684-2025 FSC-klagomål.docx
+++ b/klagomål/A 62684-2025 FSC-klagomål.docx
@@ -1218,7 +1218,7 @@
     <w:r>
       <w:tab/>
       <w:tab/>
-      <w:t>2026-05-17</w:t>
+      <w:t>2026-05-18</w:t>
       <w:br/>
       <w:br/>
     </w:r>

--- a/klagomål/A 62684-2025 FSC-klagomål.docx
+++ b/klagomål/A 62684-2025 FSC-klagomål.docx
@@ -1218,7 +1218,7 @@
     <w:r>
       <w:tab/>
       <w:tab/>
-      <w:t>2026-05-18</w:t>
+      <w:t>2026-05-19</w:t>
       <w:br/>
       <w:br/>
     </w:r>

--- a/klagomål/A 62684-2025 FSC-klagomål.docx
+++ b/klagomål/A 62684-2025 FSC-klagomål.docx
@@ -1218,7 +1218,7 @@
     <w:r>
       <w:tab/>
       <w:tab/>
-      <w:t>2026-05-19</w:t>
+      <w:t>2026-05-20</w:t>
       <w:br/>
       <w:br/>
     </w:r>

--- a/klagomål/A 62684-2025 FSC-klagomål.docx
+++ b/klagomål/A 62684-2025 FSC-klagomål.docx
@@ -1187,7 +1187,7 @@
     <w:r>
       <w:tab/>
       <w:tab/>
-      <w:t>2026-07-13</w:t>
+      <w:t>2026-07-14</w:t>
       <w:br/>
       <w:br/>
     </w:r>

--- a/klagomål/A 62684-2025 FSC-klagomål.docx
+++ b/klagomål/A 62684-2025 FSC-klagomål.docx
@@ -1187,7 +1187,7 @@
     <w:r>
       <w:tab/>
       <w:tab/>
-      <w:t>2026-07-14</w:t>
+      <w:t>2026-07-15</w:t>
       <w:br/>
       <w:br/>
     </w:r>

--- a/klagomål/A 62684-2025 FSC-klagomål.docx
+++ b/klagomål/A 62684-2025 FSC-klagomål.docx
@@ -1187,7 +1187,7 @@
     <w:r>
       <w:tab/>
       <w:tab/>
-      <w:t>2026-07-15</w:t>
+      <w:t>2026-07-16</w:t>
       <w:br/>
       <w:br/>
     </w:r>

--- a/klagomål/A 62684-2025 FSC-klagomål.docx
+++ b/klagomål/A 62684-2025 FSC-klagomål.docx
@@ -1187,7 +1187,7 @@
     <w:r>
       <w:tab/>
       <w:tab/>
-      <w:t>2026-07-16</w:t>
+      <w:t>2026-07-17</w:t>
       <w:br/>
       <w:br/>
     </w:r>

--- a/klagomål/A 62684-2025 FSC-klagomål.docx
+++ b/klagomål/A 62684-2025 FSC-klagomål.docx
@@ -1187,7 +1187,7 @@
     <w:r>
       <w:tab/>
       <w:tab/>
-      <w:t>2026-07-17</w:t>
+      <w:t>2026-07-18</w:t>
       <w:br/>
       <w:br/>
     </w:r>

--- a/klagomål/A 62684-2025 FSC-klagomål.docx
+++ b/klagomål/A 62684-2025 FSC-klagomål.docx
@@ -1187,7 +1187,7 @@
     <w:r>
       <w:tab/>
       <w:tab/>
-      <w:t>2026-07-18</w:t>
+      <w:t>2026-07-19</w:t>
       <w:br/>
       <w:br/>
     </w:r>

--- a/klagomål/A 62684-2025 FSC-klagomål.docx
+++ b/klagomål/A 62684-2025 FSC-klagomål.docx
@@ -1187,7 +1187,7 @@
     <w:r>
       <w:tab/>
       <w:tab/>
-      <w:t>2026-07-19</w:t>
+      <w:t>2026-07-20</w:t>
       <w:br/>
       <w:br/>
     </w:r>

--- a/klagomål/A 62684-2025 FSC-klagomål.docx
+++ b/klagomål/A 62684-2025 FSC-klagomål.docx
@@ -1187,7 +1187,7 @@
     <w:r>
       <w:tab/>
       <w:tab/>
-      <w:t>2026-07-20</w:t>
+      <w:t>2026-07-21</w:t>
       <w:br/>
       <w:br/>
     </w:r>

--- a/klagomål/A 62684-2025 FSC-klagomål.docx
+++ b/klagomål/A 62684-2025 FSC-klagomål.docx
@@ -1187,7 +1187,7 @@
     <w:r>
       <w:tab/>
       <w:tab/>
-      <w:t>2026-07-21</w:t>
+      <w:t>2026-07-22</w:t>
       <w:br/>
       <w:br/>
     </w:r>

--- a/klagomål/A 62684-2025 FSC-klagomål.docx
+++ b/klagomål/A 62684-2025 FSC-klagomål.docx
@@ -1187,7 +1187,7 @@
     <w:r>
       <w:tab/>
       <w:tab/>
-      <w:t>2026-07-22</w:t>
+      <w:t>2026-07-23</w:t>
       <w:br/>
       <w:br/>
     </w:r>

--- a/klagomål/A 62684-2025 FSC-klagomål.docx
+++ b/klagomål/A 62684-2025 FSC-klagomål.docx
@@ -1187,7 +1187,7 @@
     <w:r>
       <w:tab/>
       <w:tab/>
-      <w:t>2026-07-23</w:t>
+      <w:t>2026-07-24</w:t>
       <w:br/>
       <w:br/>
     </w:r>

--- a/klagomål/A 62684-2025 FSC-klagomål.docx
+++ b/klagomål/A 62684-2025 FSC-klagomål.docx
@@ -1187,7 +1187,7 @@
     <w:r>
       <w:tab/>
       <w:tab/>
-      <w:t>2026-07-24</w:t>
+      <w:t>2026-07-25</w:t>
       <w:br/>
       <w:br/>
     </w:r>

--- a/klagomål/A 62684-2025 FSC-klagomål.docx
+++ b/klagomål/A 62684-2025 FSC-klagomål.docx
@@ -1187,7 +1187,7 @@
     <w:r>
       <w:tab/>
       <w:tab/>
-      <w:t>2026-07-25</w:t>
+      <w:t>2026-07-26</w:t>
       <w:br/>
       <w:br/>
     </w:r>

--- a/klagomål/A 62684-2025 FSC-klagomål.docx
+++ b/klagomål/A 62684-2025 FSC-klagomål.docx
@@ -1187,7 +1187,7 @@
     <w:r>
       <w:tab/>
       <w:tab/>
-      <w:t>2026-07-26</w:t>
+      <w:t>2026-07-27</w:t>
       <w:br/>
       <w:br/>
     </w:r>

--- a/klagomål/A 62684-2025 FSC-klagomål.docx
+++ b/klagomål/A 62684-2025 FSC-klagomål.docx
@@ -1187,7 +1187,7 @@
     <w:r>
       <w:tab/>
       <w:tab/>
-      <w:t>2026-07-27</w:t>
+      <w:t>2026-07-28</w:t>
       <w:br/>
       <w:br/>
     </w:r>

--- a/klagomål/A 62684-2025 FSC-klagomål.docx
+++ b/klagomål/A 62684-2025 FSC-klagomål.docx
@@ -1187,7 +1187,7 @@
     <w:r>
       <w:tab/>
       <w:tab/>
-      <w:t>2026-07-28</w:t>
+      <w:t>2026-07-29</w:t>
       <w:br/>
       <w:br/>
     </w:r>

--- a/klagomål/A 62684-2025 FSC-klagomål.docx
+++ b/klagomål/A 62684-2025 FSC-klagomål.docx
@@ -1187,7 +1187,7 @@
     <w:r>
       <w:tab/>
       <w:tab/>
-      <w:t>2026-07-29</w:t>
+      <w:t>2026-07-30</w:t>
       <w:br/>
       <w:br/>
     </w:r>

--- a/klagomål/A 62684-2025 FSC-klagomål.docx
+++ b/klagomål/A 62684-2025 FSC-klagomål.docx
@@ -1187,7 +1187,7 @@
     <w:r>
       <w:tab/>
       <w:tab/>
-      <w:t>2026-07-30</w:t>
+      <w:t>2026-07-31</w:t>
       <w:br/>
       <w:br/>
     </w:r>

--- a/klagomål/A 62684-2025 FSC-klagomål.docx
+++ b/klagomål/A 62684-2025 FSC-klagomål.docx
@@ -1187,7 +1187,7 @@
     <w:r>
       <w:tab/>
       <w:tab/>
-      <w:t>2026-07-31</w:t>
+      <w:t>2026-08-01</w:t>
       <w:br/>
       <w:br/>
     </w:r>

--- a/klagomål/A 62684-2025 FSC-klagomål.docx
+++ b/klagomål/A 62684-2025 FSC-klagomål.docx
@@ -1187,7 +1187,7 @@
     <w:r>
       <w:tab/>
       <w:tab/>
-      <w:t>2026-08-01</w:t>
+      <w:t>2026-08-02</w:t>
       <w:br/>
       <w:br/>
     </w:r>

--- a/klagomål/A 62684-2025 FSC-klagomål.docx
+++ b/klagomål/A 62684-2025 FSC-klagomål.docx
@@ -1187,7 +1187,7 @@
     <w:r>
       <w:tab/>
       <w:tab/>
-      <w:t>2026-08-02</w:t>
+      <w:t>2026-08-03</w:t>
       <w:br/>
       <w:br/>
     </w:r>

--- a/klagomål/A 62684-2025 FSC-klagomål.docx
+++ b/klagomål/A 62684-2025 FSC-klagomål.docx
@@ -1187,7 +1187,7 @@
     <w:r>
       <w:tab/>
       <w:tab/>
-      <w:t>2026-08-03</w:t>
+      <w:t>2026-08-05</w:t>
       <w:br/>
       <w:br/>
     </w:r>

--- a/klagomål/A 62684-2025 FSC-klagomål.docx
+++ b/klagomål/A 62684-2025 FSC-klagomål.docx
@@ -1187,7 +1187,7 @@
     <w:r>
       <w:tab/>
       <w:tab/>
-      <w:t>2026-08-05</w:t>
+      <w:t>2026-08-07</w:t>
       <w:br/>
       <w:br/>
     </w:r>

--- a/klagomål/A 62684-2025 FSC-klagomål.docx
+++ b/klagomål/A 62684-2025 FSC-klagomål.docx
@@ -1187,7 +1187,7 @@
     <w:r>
       <w:tab/>
       <w:tab/>
-      <w:t>2026-08-07</w:t>
+      <w:t>2026-08-08</w:t>
       <w:br/>
       <w:br/>
     </w:r>

--- a/klagomål/A 62684-2025 FSC-klagomål.docx
+++ b/klagomål/A 62684-2025 FSC-klagomål.docx
@@ -216,7 +216,7 @@
         <w:spacing w:after="240"/>
       </w:pPr>
       <w:r>
-        <w:t>Figur 1. Fyndplatser för naturvårdsarter i och inom 24 meter från avverkningsanmälan. Markörer utan svart kant är placerade på fyndplatsen. Markörer med svart kant är placerade vid sidan av fyndplatsen har ett svart streck som visar fyndplatsens exakta position. Kartans mittpunktskoordinat är N 6784502, E 447588 i SWEREF 99 TM.</w:t>
+        <w:t>Figur 1. Fyndplatser för naturvårdsarter i och inom 24 meter från avverkningsanmälan. Markörer utan svart kant är placerade på fyndplatsen. Markörer med svart kant är placerade vid sidan av fyndplatsen och har ett svart streck som visar fyndplatsens exakta position. Kartans mittpunktskoordinat är N 6784502, E 447588 i SWEREF 99 TM.</w:t>
       </w:r>
     </w:p>
     <w:p>
@@ -1187,7 +1187,7 @@
     <w:r>
       <w:tab/>
       <w:tab/>
-      <w:t>2026-08-14</w:t>
+      <w:t>2026-08-15</w:t>
       <w:br/>
       <w:br/>
     </w:r>

--- a/klagomål/A 62684-2025 FSC-klagomål.docx
+++ b/klagomål/A 62684-2025 FSC-klagomål.docx
@@ -1187,7 +1187,7 @@
     <w:r>
       <w:tab/>
       <w:tab/>
-      <w:t>2026-08-15</w:t>
+      <w:t>2026-08-16</w:t>
       <w:br/>
       <w:br/>
     </w:r>

--- a/klagomål/A 62684-2025 FSC-klagomål.docx
+++ b/klagomål/A 62684-2025 FSC-klagomål.docx
@@ -1187,7 +1187,7 @@
     <w:r>
       <w:tab/>
       <w:tab/>
-      <w:t>2026-08-16</w:t>
+      <w:t>2026-08-17</w:t>
       <w:br/>
       <w:br/>
     </w:r>

--- a/klagomål/A 62684-2025 FSC-klagomål.docx
+++ b/klagomål/A 62684-2025 FSC-klagomål.docx
@@ -1187,7 +1187,7 @@
     <w:r>
       <w:tab/>
       <w:tab/>
-      <w:t>2026-08-17</w:t>
+      <w:t>2026-08-18</w:t>
       <w:br/>
       <w:br/>
     </w:r>

--- a/klagomål/A 62684-2025 FSC-klagomål.docx
+++ b/klagomål/A 62684-2025 FSC-klagomål.docx
@@ -178,7 +178,7 @@
       <w:r>
         <w:drawing>
           <wp:inline xmlns:a="http://schemas.openxmlformats.org/drawingml/2006/main" xmlns:pic="http://schemas.openxmlformats.org/drawingml/2006/picture">
-            <wp:extent cx="5486400" cy="4945301"/>
+            <wp:extent cx="5486400" cy="5064079"/>
             <wp:docPr id="1" name="Picture 1"/>
             <wp:cNvGraphicFramePr>
               <a:graphicFrameLocks noChangeAspect="1"/>
@@ -199,7 +199,7 @@
                   <pic:spPr>
                     <a:xfrm>
                       <a:off x="0" y="0"/>
-                      <a:ext cx="5486400" cy="4945301"/>
+                      <a:ext cx="5486400" cy="5064079"/>
                     </a:xfrm>
                     <a:prstGeom prst="rect"/>
                   </pic:spPr>
@@ -221,7 +221,7 @@
     </w:p>
     <w:p>
       <w:r>
-        <w:t>I och inom 24 meter från avverkningsanmälan finns fynd av 7 naturvårdsarter, varav 2 är rödlistade, 4 är fridlysta, 4 är typiska (T) och 2 är signalarter (S): garnlav (VU, T), talltita (NT, §4), grovticka (S, T), mindre märgborre (S, T), spillkråka (T, §4), orre (§4) och revlummer (§9). Se Figur 1.</w:t>
+        <w:t>I och inom 24 meter från avverkningsanmälan finns fynd av 8 naturvårdsarter, varav 3 är rödlistade, 4 är fridlysta, 5 är typiska (T) och 2 är signalarter (S): garnlav (VU, T), blå taggsvamp (NT, T), talltita (NT, §4), grovticka (S, T), mindre märgborre (S, T), spillkråka (T, §4), orre (§4) och revlummer (§9). Se Figur 1.</w:t>
       </w:r>
     </w:p>
     <w:p>
@@ -281,6 +281,26 @@
         <w:rPr>
           <w:b/>
         </w:rPr>
+        <w:t xml:space="preserve">Blå taggsvamp (NT) </w:t>
+      </w:r>
+      <w:r>
+        <w:t xml:space="preserve">är en karaktärsart i såväl örtrika kalkbarrskogar som i torra sandtallskogar där det föreligger gammal skog med långvarig trädkontinuitet. Är sällsynt och mycket kravfull i södra och mellersta Sverige. Den hotas främst av skogsavverkning och tycks försvinna efter slutavverkning, markberedning och plantering. I kalkgranskogar verkar arten vara mycket känslig. Granskogar med arten bör formellt skydddas. Blå taggsvamp (NT) är typisk art för </w:t>
+      </w:r>
+      <w:r>
+        <w:rPr>
+          <w:i/>
+        </w:rPr>
+        <w:t>9010 Taiga</w:t>
+      </w:r>
+      <w:r>
+        <w:t xml:space="preserve"> (SLU Artdatabanken, 2024; Nitare &amp; Skogsstyrelsen, 2019).</w:t>
+      </w:r>
+    </w:p>
+    <w:p>
+      <w:r>
+        <w:rPr>
+          <w:b/>
+        </w:rPr>
         <w:t>Talltita (NT, §4)</w:t>
       </w:r>
       <w:r>
@@ -471,7 +491,7 @@
         <w:rPr>
           <w:i/>
         </w:rPr>
-        <w:t>I det avverkningsanmälda skogsområdet har 7 naturvårdsarter varav 2 rödlistade arter sina livsmiljöer och växtplatser.</w:t>
+        <w:t>I det avverkningsanmälda skogsområdet har 8 naturvårdsarter varav 3 rödlistade arter sina livsmiljöer och växtplatser.</w:t>
       </w:r>
     </w:p>
     <w:p>
@@ -1187,7 +1207,7 @@
     <w:r>
       <w:tab/>
       <w:tab/>
-      <w:t>2026-08-18</w:t>
+      <w:t>2026-08-19</w:t>
       <w:br/>
       <w:br/>
     </w:r>

--- a/klagomål/A 62684-2025 FSC-klagomål.docx
+++ b/klagomål/A 62684-2025 FSC-klagomål.docx
@@ -1207,7 +1207,7 @@
     <w:r>
       <w:tab/>
       <w:tab/>
-      <w:t>2026-08-19</w:t>
+      <w:t>2026-08-20</w:t>
       <w:br/>
       <w:br/>
     </w:r>

--- a/klagomål/A 62684-2025 FSC-klagomål.docx
+++ b/klagomål/A 62684-2025 FSC-klagomål.docx
@@ -1207,7 +1207,7 @@
     <w:r>
       <w:tab/>
       <w:tab/>
-      <w:t>2026-08-20</w:t>
+      <w:t>2026-08-21</w:t>
       <w:br/>
       <w:br/>
     </w:r>

--- a/klagomål/A 62684-2025 FSC-klagomål.docx
+++ b/klagomål/A 62684-2025 FSC-klagomål.docx
@@ -1207,7 +1207,7 @@
     <w:r>
       <w:tab/>
       <w:tab/>
-      <w:t>2026-08-21</w:t>
+      <w:t>2026-08-22</w:t>
       <w:br/>
       <w:br/>
     </w:r>

--- a/klagomål/A 62684-2025 FSC-klagomål.docx
+++ b/klagomål/A 62684-2025 FSC-klagomål.docx
@@ -1207,7 +1207,7 @@
     <w:r>
       <w:tab/>
       <w:tab/>
-      <w:t>2026-08-22</w:t>
+      <w:t>2026-08-23</w:t>
       <w:br/>
       <w:br/>
     </w:r>

--- a/klagomål/A 62684-2025 FSC-klagomål.docx
+++ b/klagomål/A 62684-2025 FSC-klagomål.docx
@@ -1207,7 +1207,7 @@
     <w:r>
       <w:tab/>
       <w:tab/>
-      <w:t>2026-08-23</w:t>
+      <w:t>2026-08-24</w:t>
       <w:br/>
       <w:br/>
     </w:r>

--- a/klagomål/A 62684-2025 FSC-klagomål.docx
+++ b/klagomål/A 62684-2025 FSC-klagomål.docx
@@ -1207,7 +1207,7 @@
     <w:r>
       <w:tab/>
       <w:tab/>
-      <w:t>2026-08-24</w:t>
+      <w:t>2026-08-25</w:t>
       <w:br/>
       <w:br/>
     </w:r>

--- a/klagomål/A 62684-2025 FSC-klagomål.docx
+++ b/klagomål/A 62684-2025 FSC-klagomål.docx
@@ -1207,7 +1207,7 @@
     <w:r>
       <w:tab/>
       <w:tab/>
-      <w:t>2026-08-25</w:t>
+      <w:t>2026-08-26</w:t>
       <w:br/>
       <w:br/>
     </w:r>

--- a/klagomål/A 62684-2025 FSC-klagomål.docx
+++ b/klagomål/A 62684-2025 FSC-klagomål.docx
@@ -1207,7 +1207,7 @@
     <w:r>
       <w:tab/>
       <w:tab/>
-      <w:t>2026-08-26</w:t>
+      <w:t>2026-08-27</w:t>
       <w:br/>
       <w:br/>
     </w:r>

--- a/klagomål/A 62684-2025 FSC-klagomål.docx
+++ b/klagomål/A 62684-2025 FSC-klagomål.docx
@@ -1207,7 +1207,7 @@
     <w:r>
       <w:tab/>
       <w:tab/>
-      <w:t>2026-08-27</w:t>
+      <w:t>2026-08-28</w:t>
       <w:br/>
       <w:br/>
     </w:r>

--- a/klagomål/A 62684-2025 FSC-klagomål.docx
+++ b/klagomål/A 62684-2025 FSC-klagomål.docx
@@ -1207,7 +1207,7 @@
     <w:r>
       <w:tab/>
       <w:tab/>
-      <w:t>2026-08-28</w:t>
+      <w:t>2026-08-29</w:t>
       <w:br/>
       <w:br/>
     </w:r>

--- a/klagomål/A 62684-2025 FSC-klagomål.docx
+++ b/klagomål/A 62684-2025 FSC-klagomål.docx
@@ -1207,7 +1207,7 @@
     <w:r>
       <w:tab/>
       <w:tab/>
-      <w:t>2026-08-29</w:t>
+      <w:t>2026-08-31</w:t>
       <w:br/>
       <w:br/>
     </w:r>

--- a/klagomål/A 62684-2025 FSC-klagomål.docx
+++ b/klagomål/A 62684-2025 FSC-klagomål.docx
@@ -1207,7 +1207,7 @@
     <w:r>
       <w:tab/>
       <w:tab/>
-      <w:t>2026-08-31</w:t>
+      <w:t>2026-09-01</w:t>
       <w:br/>
       <w:br/>
     </w:r>

--- a/klagomål/A 62684-2025 FSC-klagomål.docx
+++ b/klagomål/A 62684-2025 FSC-klagomål.docx
@@ -1207,7 +1207,7 @@
     <w:r>
       <w:tab/>
       <w:tab/>
-      <w:t>2026-09-01</w:t>
+      <w:t>2026-09-02</w:t>
       <w:br/>
       <w:br/>
     </w:r>

--- a/klagomål/A 62684-2025 FSC-klagomål.docx
+++ b/klagomål/A 62684-2025 FSC-klagomål.docx
@@ -1207,7 +1207,7 @@
     <w:r>
       <w:tab/>
       <w:tab/>
-      <w:t>2026-09-02</w:t>
+      <w:t>2026-09-03</w:t>
       <w:br/>
       <w:br/>
     </w:r>

--- a/klagomål/A 62684-2025 FSC-klagomål.docx
+++ b/klagomål/A 62684-2025 FSC-klagomål.docx
@@ -1207,7 +1207,7 @@
     <w:r>
       <w:tab/>
       <w:tab/>
-      <w:t>2026-09-03</w:t>
+      <w:t>2026-09-04</w:t>
       <w:br/>
       <w:br/>
     </w:r>

--- a/klagomål/A 62684-2025 FSC-klagomål.docx
+++ b/klagomål/A 62684-2025 FSC-klagomål.docx
@@ -1207,7 +1207,7 @@
     <w:r>
       <w:tab/>
       <w:tab/>
-      <w:t>2026-09-04</w:t>
+      <w:t>2026-09-05</w:t>
       <w:br/>
       <w:br/>
     </w:r>

--- a/klagomål/A 62684-2025 FSC-klagomål.docx
+++ b/klagomål/A 62684-2025 FSC-klagomål.docx
@@ -1207,7 +1207,7 @@
     <w:r>
       <w:tab/>
       <w:tab/>
-      <w:t>2026-09-05</w:t>
+      <w:t>2026-09-06</w:t>
       <w:br/>
       <w:br/>
     </w:r>

--- a/klagomål/A 62684-2025 FSC-klagomål.docx
+++ b/klagomål/A 62684-2025 FSC-klagomål.docx
@@ -1207,7 +1207,7 @@
     <w:r>
       <w:tab/>
       <w:tab/>
-      <w:t>2026-09-06</w:t>
+      <w:t>2026-09-07</w:t>
       <w:br/>
       <w:br/>
     </w:r>

--- a/klagomål/A 62684-2025 FSC-klagomål.docx
+++ b/klagomål/A 62684-2025 FSC-klagomål.docx
@@ -1207,7 +1207,7 @@
     <w:r>
       <w:tab/>
       <w:tab/>
-      <w:t>2026-09-07</w:t>
+      <w:t>2026-09-08</w:t>
       <w:br/>
       <w:br/>
     </w:r>

--- a/klagomål/A 62684-2025 FSC-klagomål.docx
+++ b/klagomål/A 62684-2025 FSC-klagomål.docx
@@ -1207,7 +1207,7 @@
     <w:r>
       <w:tab/>
       <w:tab/>
-      <w:t>2026-09-08</w:t>
+      <w:t>2026-09-09</w:t>
       <w:br/>
       <w:br/>
     </w:r>

--- a/klagomål/A 62684-2025 FSC-klagomål.docx
+++ b/klagomål/A 62684-2025 FSC-klagomål.docx
@@ -1207,7 +1207,7 @@
     <w:r>
       <w:tab/>
       <w:tab/>
-      <w:t>2026-09-09</w:t>
+      <w:t>2026-09-10</w:t>
       <w:br/>
       <w:br/>
     </w:r>

--- a/klagomål/A 62684-2025 FSC-klagomål.docx
+++ b/klagomål/A 62684-2025 FSC-klagomål.docx
@@ -1207,7 +1207,7 @@
     <w:r>
       <w:tab/>
       <w:tab/>
-      <w:t>2026-09-10</w:t>
+      <w:t>2026-09-11</w:t>
       <w:br/>
       <w:br/>
     </w:r>

--- a/klagomål/A 62684-2025 FSC-klagomål.docx
+++ b/klagomål/A 62684-2025 FSC-klagomål.docx
@@ -1207,7 +1207,7 @@
     <w:r>
       <w:tab/>
       <w:tab/>
-      <w:t>2026-09-11</w:t>
+      <w:t>2026-09-12</w:t>
       <w:br/>
       <w:br/>
     </w:r>

--- a/klagomål/A 62684-2025 FSC-klagomål.docx
+++ b/klagomål/A 62684-2025 FSC-klagomål.docx
@@ -1207,7 +1207,7 @@
     <w:r>
       <w:tab/>
       <w:tab/>
-      <w:t>2026-09-12</w:t>
+      <w:t>2026-09-13</w:t>
       <w:br/>
       <w:br/>
     </w:r>
